--- a/public/assets/template/docx/surat_tanpa_ikatan.docx
+++ b/public/assets/template/docx/surat_tanpa_ikatan.docx
@@ -148,7 +148,7 @@
                 <w:b/>
                 <w:bCs/>
               </w:rPr>
-              <w:t xml:space="preserve">$NAMA</w:t>
+              <w:t xml:space="preserve">${NAMA}</w:t>
             </w:r>
           </w:p>
         </w:tc>
@@ -221,7 +221,7 @@
                 <w:b/>
                 <w:bCs/>
               </w:rPr>
-              <w:t xml:space="preserve">$NIK</w:t>
+              <w:t xml:space="preserve">${NIK}</w:t>
             </w:r>
           </w:p>
         </w:tc>
@@ -294,7 +294,7 @@
                 <w:b/>
                 <w:bCs/>
               </w:rPr>
-              <w:t xml:space="preserve">$AGAMA</w:t>
+              <w:t xml:space="preserve">${AGAMA}</w:t>
             </w:r>
           </w:p>
         </w:tc>
@@ -367,7 +367,7 @@
                 <w:b/>
                 <w:bCs/>
               </w:rPr>
-              <w:t xml:space="preserve">$PEKERJAAN</w:t>
+              <w:t xml:space="preserve">${PEKERJAAN}</w:t>
             </w:r>
           </w:p>
         </w:tc>
@@ -440,7 +440,7 @@
                 <w:b/>
                 <w:bCs/>
               </w:rPr>
-              <w:t xml:space="preserve">$ALAMAT, Kalurahan $NAMA_DES, Kapanewon $NAMA_KEC, Kabupaten $NAMA_KAB</w:t>
+              <w:t xml:space="preserve">${ALAMAT}, Kalurahan ${NAMA_DES}, Kapanewon ${NAMA_KEC}, Kabupaten ${NAMA_KAB}</w:t>
             </w:r>
           </w:p>
         </w:tc>
@@ -537,7 +537,7 @@
                 <w:b/>
                 <w:bCs/>
               </w:rPr>
-              <w:t xml:space="preserve">$PERTANYAAN1</w:t>
+              <w:t xml:space="preserve">${PERTANYAAN1}</w:t>
             </w:r>
           </w:p>
         </w:tc>
@@ -610,7 +610,7 @@
                 <w:b/>
                 <w:bCs/>
               </w:rPr>
-              <w:t xml:space="preserve">$PERTANYAAN2</w:t>
+              <w:t xml:space="preserve">${PERTANYAAN2}</w:t>
             </w:r>
           </w:p>
         </w:tc>
@@ -657,7 +657,7 @@
                 <w:b/>
                 <w:bCs/>
               </w:rPr>
-              <w:t xml:space="preserve">$PERTANYAAN3</w:t>
+              <w:t xml:space="preserve">${PERTANYAAN3}</w:t>
             </w:r>
           </w:p>
         </w:tc>
@@ -730,7 +730,7 @@
                 <w:b/>
                 <w:bCs/>
               </w:rPr>
-              <w:t xml:space="preserve">$PERTANYAAN4</w:t>
+              <w:t xml:space="preserve">${PERTANYAAN4}</w:t>
             </w:r>
           </w:p>
         </w:tc>
@@ -783,7 +783,7 @@
           <w:b/>
           <w:bCs/>
         </w:rPr>
-        <w:t xml:space="preserve">$NAMA_DES , $TGL_SURAT</w:t>
+        <w:t xml:space="preserve">${NAMA_DES} , ${TGL_SURAT}</w:t>
       </w:r>
     </w:p>
     <w:p>
@@ -819,7 +819,7 @@
           <w:b/>
           <w:bCs/>
         </w:rPr>
-        <w:t xml:space="preserve">$NAMA</w:t>
+        <w:t xml:space="preserve">${NAMA}</w:t>
       </w:r>
     </w:p>
     <w:p>
@@ -831,7 +831,7 @@
           <w:b/>
           <w:bCs/>
         </w:rPr>
-        <w:t xml:space="preserve">NIK. $NIK</w:t>
+        <w:t xml:space="preserve">NIK. ${NIK}</w:t>
       </w:r>
     </w:p>
     <w:tbl>
@@ -955,7 +955,7 @@
                 <w:b/>
                 <w:bCs/>
               </w:rPr>
-              <w:t xml:space="preserve">: $AYAH_NAMA</w:t>
+              <w:t xml:space="preserve">: ${AYAH_NAMA}</w:t>
             </w:r>
           </w:p>
         </w:tc>
@@ -985,7 +985,7 @@
                 <w:b/>
                 <w:bCs/>
               </w:rPr>
-              <w:t xml:space="preserve">: $IBU_NAMA</w:t>
+              <w:t xml:space="preserve">: ${IBU_NAMA}</w:t>
             </w:r>
           </w:p>
         </w:tc>
@@ -1051,7 +1051,7 @@
                 <w:b/>
                 <w:bCs/>
               </w:rPr>
-              <w:t xml:space="preserve">: $AYAH_NIK</w:t>
+              <w:t xml:space="preserve">: ${AYAH_NIK}</w:t>
             </w:r>
           </w:p>
         </w:tc>
@@ -1081,7 +1081,7 @@
                 <w:b/>
                 <w:bCs/>
               </w:rPr>
-              <w:t xml:space="preserve">: $IBU_NIK</w:t>
+              <w:t xml:space="preserve">: ${IBU_NIK}</w:t>
             </w:r>
           </w:p>
         </w:tc>
@@ -1147,7 +1147,7 @@
                 <w:b/>
                 <w:bCs/>
               </w:rPr>
-              <w:t xml:space="preserve">: $AYAH_PEKERJAAN</w:t>
+              <w:t xml:space="preserve">: ${AYAH_PEKERJAAN}</w:t>
             </w:r>
           </w:p>
         </w:tc>
@@ -1177,7 +1177,7 @@
                 <w:b/>
                 <w:bCs/>
               </w:rPr>
-              <w:t xml:space="preserve">: $IBU_PEKERJAAN</w:t>
+              <w:t xml:space="preserve">: ${IBU_PEKERJAAN}</w:t>
             </w:r>
           </w:p>
         </w:tc>
@@ -1243,7 +1243,7 @@
                 <w:b/>
                 <w:bCs/>
               </w:rPr>
-              <w:t xml:space="preserve">: $AYAH_ALAMAT, $NAMA_DES, $NAMA_KEC, $NAMA_KAB</w:t>
+              <w:t xml:space="preserve">: ${AYAH_ALAMAT}, ${NAMA_DES}, ${NAMA_KEC}, ${NAMA_KAB}</w:t>
             </w:r>
           </w:p>
         </w:tc>
@@ -1273,7 +1273,7 @@
                 <w:b/>
                 <w:bCs/>
               </w:rPr>
-              <w:t xml:space="preserve">: $IBU_ALAMAT, $NAMA_DES, $NAMA_KEC, $NAMA_KAB</w:t>
+              <w:t xml:space="preserve">: ${IBU_ALAMAT}, ${NAMA_DES}, ${NAMA_KEC}, ${NAMA_KAB}</w:t>
             </w:r>
           </w:p>
         </w:tc>
